--- a/Modelos/AP/FUNDEP/Declaração_fiscal_FUNDEP.docx
+++ b/Modelos/AP/FUNDEP/Declaração_fiscal_FUNDEP.docx
@@ -10,8 +10,6 @@
           <w:sz w:val="28"/>
         </w:rPr>
       </w:pPr>
-      <w:bookmarkStart w:id="0" w:name="_GoBack"/>
-      <w:bookmarkEnd w:id="0"/>
       <w:r>
         <w:rPr>
           <w:noProof/>
@@ -171,21 +169,7 @@
           <w:rFonts w:ascii="Times New Roman" w:hAnsi="Times New Roman"/>
           <w:sz w:val="20"/>
         </w:rPr>
-        <w:t>Lei n.</w:t>
-      </w:r>
-      <w:r>
-        <w:rPr>
-          <w:rFonts w:ascii="Times New Roman" w:hAnsi="Times New Roman"/>
-          <w:sz w:val="20"/>
-        </w:rPr>
-        <w:t xml:space="preserve"> </w:t>
-      </w:r>
-      <w:r>
-        <w:rPr>
-          <w:rFonts w:ascii="Times New Roman" w:hAnsi="Times New Roman"/>
-          <w:sz w:val="20"/>
-        </w:rPr>
-        <w:t>14.133/2021 regulamentada pelos Decretos n. 10.929/2022 e 11.430/2023</w:t>
+        <w:t>Lei n. 14.133/2021 regulamentada pelos Decretos n. 10.929/2022 e 11.430/2023</w:t>
       </w:r>
       <w:r>
         <w:rPr>
@@ -240,7 +224,6 @@
         <w:rPr>
           <w:rFonts w:ascii="Times New Roman" w:hAnsi="Times New Roman"/>
           <w:b/>
-          <w:color w:val="000000"/>
           <w:sz w:val="20"/>
         </w:rPr>
         <w:t>na Resolução UFSM n</w:t>
@@ -249,7 +232,6 @@
         <w:rPr>
           <w:rFonts w:ascii="Times New Roman" w:hAnsi="Times New Roman"/>
           <w:b/>
-          <w:color w:val="000000"/>
           <w:sz w:val="20"/>
         </w:rPr>
         <w:t>.</w:t>
@@ -258,7 +240,6 @@
         <w:rPr>
           <w:rFonts w:ascii="Times New Roman" w:hAnsi="Times New Roman"/>
           <w:b/>
-          <w:color w:val="000000"/>
           <w:sz w:val="20"/>
         </w:rPr>
         <w:t xml:space="preserve"> 0</w:t>
@@ -267,7 +248,6 @@
         <w:rPr>
           <w:rFonts w:ascii="Times New Roman" w:hAnsi="Times New Roman"/>
           <w:b/>
-          <w:color w:val="000000"/>
           <w:sz w:val="20"/>
         </w:rPr>
         <w:t>89</w:t>
@@ -276,7 +256,6 @@
         <w:rPr>
           <w:rFonts w:ascii="Times New Roman" w:hAnsi="Times New Roman"/>
           <w:b/>
-          <w:color w:val="000000"/>
           <w:sz w:val="20"/>
         </w:rPr>
         <w:t>/20</w:t>
@@ -285,7 +264,6 @@
         <w:rPr>
           <w:rFonts w:ascii="Times New Roman" w:hAnsi="Times New Roman"/>
           <w:b/>
-          <w:color w:val="000000"/>
           <w:sz w:val="20"/>
         </w:rPr>
         <w:t>22</w:t>
@@ -314,10 +292,25 @@
       <w:r>
         <w:rPr>
           <w:rFonts w:ascii="Times New Roman" w:hAnsi="Times New Roman"/>
-          <w:color w:val="FF0000"/>
-          <w:sz w:val="20"/>
-        </w:rPr>
-        <w:t>{{ nome_projeto }}</w:t>
+          <w:sz w:val="20"/>
+        </w:rPr>
+        <w:t xml:space="preserve">{{ </w:t>
+      </w:r>
+      <w:proofErr w:type="spellStart"/>
+      <w:r>
+        <w:rPr>
+          <w:rFonts w:ascii="Times New Roman" w:hAnsi="Times New Roman"/>
+          <w:sz w:val="20"/>
+        </w:rPr>
+        <w:t>nome_projeto</w:t>
+      </w:r>
+      <w:proofErr w:type="spellEnd"/>
+      <w:r>
+        <w:rPr>
+          <w:rFonts w:ascii="Times New Roman" w:hAnsi="Times New Roman"/>
+          <w:sz w:val="20"/>
+        </w:rPr>
+        <w:t xml:space="preserve"> }}</w:t>
       </w:r>
       <w:r>
         <w:rPr>
@@ -329,10 +322,25 @@
       <w:r>
         <w:rPr>
           <w:rFonts w:ascii="Times New Roman" w:hAnsi="Times New Roman"/>
-          <w:color w:val="FF0000"/>
-          <w:sz w:val="20"/>
-        </w:rPr>
-        <w:t>{{ n_projeto }}</w:t>
+          <w:sz w:val="20"/>
+        </w:rPr>
+        <w:t xml:space="preserve">{{ </w:t>
+      </w:r>
+      <w:proofErr w:type="spellStart"/>
+      <w:r>
+        <w:rPr>
+          <w:rFonts w:ascii="Times New Roman" w:hAnsi="Times New Roman"/>
+          <w:sz w:val="20"/>
+        </w:rPr>
+        <w:t>n_projeto</w:t>
+      </w:r>
+      <w:proofErr w:type="spellEnd"/>
+      <w:r>
+        <w:rPr>
+          <w:rFonts w:ascii="Times New Roman" w:hAnsi="Times New Roman"/>
+          <w:sz w:val="20"/>
+        </w:rPr>
+        <w:t xml:space="preserve"> }}</w:t>
       </w:r>
     </w:p>
     <w:p>
@@ -680,7 +688,23 @@
           <w:rFonts w:ascii="Times New Roman" w:hAnsi="Times New Roman"/>
           <w:sz w:val="20"/>
         </w:rPr>
-        <w:t>Art. 38. No prazo máximo de 30 (trinta) dias após o término do projeto, a totalidade dos bens disponíveis, e os saldos remanescentes, deverão ser incorporados ao patrimônio da UFSM, de acordo com orientações definidas pela Pró-Reitoria de Administração, salvo se imposição diferente determinada pela instituição financiadora e registrada no Instrumento com Fundação de Apoio.</w:t>
+        <w:t xml:space="preserve">Art. 38. No prazo máximo de 30 (trinta) dias após o término do projeto, a totalidade dos bens disponíveis, e os saldos remanescentes, deverão ser incorporados ao patrimônio da UFSM, de acordo com orientações definidas pela </w:t>
+      </w:r>
+      <w:proofErr w:type="spellStart"/>
+      <w:r>
+        <w:rPr>
+          <w:rFonts w:ascii="Times New Roman" w:hAnsi="Times New Roman"/>
+          <w:sz w:val="20"/>
+        </w:rPr>
+        <w:t>Pró-Reitoria</w:t>
+      </w:r>
+      <w:proofErr w:type="spellEnd"/>
+      <w:r>
+        <w:rPr>
+          <w:rFonts w:ascii="Times New Roman" w:hAnsi="Times New Roman"/>
+          <w:sz w:val="20"/>
+        </w:rPr>
+        <w:t xml:space="preserve"> de Administração, salvo se imposição diferente determinada pela instituição financiadora e registrada no Instrumento com Fundação de Apoio.</w:t>
       </w:r>
     </w:p>
     <w:p>
@@ -1083,7 +1107,23 @@
           <w:rFonts w:ascii="Times New Roman" w:hAnsi="Times New Roman"/>
           <w:sz w:val="20"/>
         </w:rPr>
-        <w:t>{{ data_atual }}</w:t>
+        <w:t xml:space="preserve">{{ </w:t>
+      </w:r>
+      <w:proofErr w:type="spellStart"/>
+      <w:r>
+        <w:rPr>
+          <w:rFonts w:ascii="Times New Roman" w:hAnsi="Times New Roman"/>
+          <w:sz w:val="20"/>
+        </w:rPr>
+        <w:t>data_atual</w:t>
+      </w:r>
+      <w:proofErr w:type="spellEnd"/>
+      <w:r>
+        <w:rPr>
+          <w:rFonts w:ascii="Times New Roman" w:hAnsi="Times New Roman"/>
+          <w:sz w:val="20"/>
+        </w:rPr>
+        <w:t xml:space="preserve"> }}</w:t>
       </w:r>
       <w:r>
         <w:rPr>
@@ -1138,7 +1178,35 @@
         <w:jc w:val="right"/>
       </w:pPr>
       <w:r>
-        <w:t>{{ nome_fiscal }} {{ siape_fiscal }}</w:t>
+        <w:t xml:space="preserve">NOME: </w:t>
+      </w:r>
+      <w:r>
+        <w:t xml:space="preserve">{{ </w:t>
+      </w:r>
+      <w:proofErr w:type="spellStart"/>
+      <w:r>
+        <w:t>nome_fiscal</w:t>
+      </w:r>
+      <w:proofErr w:type="spellEnd"/>
+      <w:r>
+        <w:t xml:space="preserve"> }} </w:t>
+      </w:r>
+      <w:r>
+        <w:br/>
+        <w:t xml:space="preserve">SIAPE: </w:t>
+      </w:r>
+      <w:bookmarkStart w:id="0" w:name="_GoBack"/>
+      <w:bookmarkEnd w:id="0"/>
+      <w:r>
+        <w:t xml:space="preserve">{{ </w:t>
+      </w:r>
+      <w:proofErr w:type="spellStart"/>
+      <w:r>
+        <w:t>siape_fiscal</w:t>
+      </w:r>
+      <w:proofErr w:type="spellEnd"/>
+      <w:r>
+        <w:t xml:space="preserve"> }}</w:t>
       </w:r>
     </w:p>
     <w:p>
@@ -1158,12 +1226,6 @@
         <w:spacing w:line="360" w:lineRule="auto"/>
         <w:jc w:val="right"/>
       </w:pPr>
-      <w:r>
-        <w:rPr>
-          <w:color w:val="FF0000"/>
-        </w:rPr>
-        <w:t>Incluir Carimbo ou nome e matrícula</w:t>
-      </w:r>
     </w:p>
     <w:sectPr>
       <w:type w:val="continuous"/>
@@ -1584,7 +1646,6 @@
     <w:uiPriority w:val="99"/>
     <w:semiHidden/>
     <w:unhideWhenUsed/>
-    <w:qFormat/>
     <w:tblPr>
       <w:tblInd w:w="0" w:type="dxa"/>
       <w:tblCellMar>
